--- a/papers_articles/weekly-research-watch-template.docx
+++ b/papers_articles/weekly-research-watch-template.docx
@@ -19,29 +19,24 @@
         <w:rPr>
           <w:b w:val="0"/>
         </w:rPr>
-        <w:t xml:space="preserve">Fill this DOCX, save it in </w:t>
+        <w:t>Fill this DOCX, save it in DD-MM-YYYY-HHMMSS-&lt;proper-small-name&gt;.docx format inside weekly-inputs/, then run the updated batch notebook. The updater parses the filename date and time. The newest DD-MM-YYYY-HHMMSS filename becomes the homepage latest note automatically, even if multiple notes are added on the same day.</w:t>
       </w:r>
       <w:r>
         <w:rPr>
           <w:b/>
         </w:rPr>
-        <w:t>YYYY-MM-&lt;proper-small-name&gt;.docx</w:t>
       </w:r>
       <w:r>
         <w:rPr>
           <w:b w:val="0"/>
         </w:rPr>
-        <w:t xml:space="preserve"> format inside </w:t>
       </w:r>
       <w:r>
         <w:rPr>
           <w:b/>
         </w:rPr>
-        <w:t>weekly-inputs/</w:t>
       </w:r>
-      <w:r>
-        <w:t>, then run the updated batch notebook. The newest filename-sorted DOCX becomes the homepage latest note automatically.</w:t>
-      </w:r>
+      <w:r/>
     </w:p>
     <w:p>
       <w:r>
@@ -112,7 +107,7 @@
           </w:tcPr>
           <w:p>
             <w:r>
-              <w:t>2026-04-your-topic</w:t>
+              <w:t>09-04-2026-153000-your-topic</w:t>
             </w:r>
           </w:p>
         </w:tc>
@@ -222,7 +217,7 @@
           </w:tcPr>
           <w:p>
             <w:r>
-              <w:t>posts/2026-04-your-topic.html</w:t>
+              <w:t>posts/09-04-2026-153000-your-topic.html</w:t>
             </w:r>
           </w:p>
         </w:tc>
@@ -366,6 +361,9 @@
       </w:pPr>
       <w:r>
         <w:t>Allowed Category values: academic, industry, ecosystem. Use only one of these three values.</w:t>
+        <w:br/>
+        <w:br/>
+        <w:t>Preferred filename rule: DD-MM-YYYY-HHMMSS-topic-name.docx. The HHMMSS part is required so same-day notes are still uniquely ordered.</w:t>
       </w:r>
     </w:p>
     <w:p>
@@ -516,7 +514,7 @@
         <w:pStyle w:val="ListBullet"/>
       </w:pPr>
       <w:r>
-        <w:t>It inserts or replaces the matching note in ongoing-work.html and updates the homepage latest note using the newest filename-sorted DOCX.</w:t>
+        <w:t>It inserts or replaces the matching note in ongoing-work.html and updates the homepage latest note using the newest parsed filename date-time.</w:t>
       </w:r>
     </w:p>
     <w:p>
